--- a/atelier/atelier_116.docx
+++ b/atelier/atelier_116.docx
@@ -441,7 +441,7 @@
           </w:tcPr>
           <w:p>
             <w:r>
-              <w:t xml:space="preserve">Aucun — capsule lock files #85 utile en complément (reproductibilité)</w:t>
+              <w:t xml:space="preserve">Aucun — capsule lock files utile en complément (reproductibilité)</w:t>
             </w:r>
           </w:p>
         </w:tc>
@@ -505,7 +505,7 @@
                 <w:b/>
                 <w:bCs/>
               </w:rPr>
-              <w:t xml:space="preserve">Le lien avec les lock files (capsule #85)</w:t>
+              <w:t xml:space="preserve">Le lien avec les lock files (capsule)</w:t>
             </w:r>
           </w:p>
           <w:p>
@@ -513,7 +513,7 @@
               <w:spacing w:after="60"/>
             </w:pPr>
             <w:r>
-              <w:t xml:space="preserve">Le mental model de fond a déjà été posé en capsule #85 (lock files) : le même code peut produire deux builds différents quand les versions ne sont pas figées. Le SNAPSHOT Maven en est l’exemple le plus dangereux — une version explicitement marquée « instable, peut changer à tout moment ». Cet atelier applique le raisonnement de #85 à l’angle spécifique des versions Maven/Gradle dynamiques. Pour la mécanique générale de reproductibilité, on renvoie à #85 ; ici, on cible le cas des SNAPSHOT, LATEST et ranges.</w:t>
+              <w:t xml:space="preserve">Le mental model de fond a déjà été posé en capsule (lock files) : le même code peut produire deux builds différents quand les versions ne sont pas figées. Le SNAPSHOT Maven en est l’exemple le plus dangereux — une version explicitement marquée « instable, peut changer à tout moment ». Cet atelier applique le raisonnement de pourquoi les lock files : le même code, deux résultats à l’angle spécifique des versions Maven/Gradle dynamiques. Pour la mécanique générale de reproductibilité, on renvoie à pourquoi les lock files : le même code, deux résultats ; ici, on cible le cas des SNAPSHOT, LATEST et ranges.</w:t>
             </w:r>
           </w:p>
         </w:tc>
@@ -647,47 +647,47 @@
                 <w:sz w:val="18"/>
                 <w:szCs w:val="18"/>
               </w:rPr>
-              <w:t xml:space="preserve">  Maven :</w:t>
-            </w:r>
-          </w:p>
-          <w:p>
-            <w:r>
-              <w:rPr>
-                <w:rFonts w:ascii="Consolas" w:cs="Consolas" w:eastAsia="Consolas" w:hAnsi="Consolas"/>
-                <w:sz w:val="18"/>
-                <w:szCs w:val="18"/>
-              </w:rPr>
-              <w:t xml:space="preserve">    &lt;version&gt;1.2.3-SNAPSHOT&lt;/version&gt;   &lt;- SNAPSHOT : DANGER</w:t>
-            </w:r>
-          </w:p>
-          <w:p>
-            <w:r>
-              <w:rPr>
-                <w:rFonts w:ascii="Consolas" w:cs="Consolas" w:eastAsia="Consolas" w:hAnsi="Consolas"/>
-                <w:sz w:val="18"/>
-                <w:szCs w:val="18"/>
-              </w:rPr>
-              <w:t xml:space="preserve">    &lt;version&gt;LATEST&lt;/version&gt;           &lt;- LATEST  : DANGER</w:t>
-            </w:r>
-          </w:p>
-          <w:p>
-            <w:r>
-              <w:rPr>
-                <w:rFonts w:ascii="Consolas" w:cs="Consolas" w:eastAsia="Consolas" w:hAnsi="Consolas"/>
-                <w:sz w:val="18"/>
-                <w:szCs w:val="18"/>
-              </w:rPr>
-              <w:t xml:space="preserve">    &lt;version&gt;RELEASE&lt;/version&gt;          &lt;- RELEASE : flou</w:t>
-            </w:r>
-          </w:p>
-          <w:p>
-            <w:r>
-              <w:rPr>
-                <w:rFonts w:ascii="Consolas" w:cs="Consolas" w:eastAsia="Consolas" w:hAnsi="Consolas"/>
-                <w:sz w:val="18"/>
-                <w:szCs w:val="18"/>
-              </w:rPr>
-              <w:t xml:space="preserve">    &lt;version&gt;[1.0,2.0)&lt;/version&gt;        &lt;- range   : dynamique</w:t>
+              <w:t xml:space="preserve"> Maven :</w:t>
+            </w:r>
+          </w:p>
+          <w:p>
+            <w:r>
+              <w:rPr>
+                <w:rFonts w:ascii="Consolas" w:cs="Consolas" w:eastAsia="Consolas" w:hAnsi="Consolas"/>
+                <w:sz w:val="18"/>
+                <w:szCs w:val="18"/>
+              </w:rPr>
+              <w:t xml:space="preserve"> &lt;version&gt;1.2.3-SNAPSHOT&lt;/version&gt; &lt;- SNAPSHOT : DANGER</w:t>
+            </w:r>
+          </w:p>
+          <w:p>
+            <w:r>
+              <w:rPr>
+                <w:rFonts w:ascii="Consolas" w:cs="Consolas" w:eastAsia="Consolas" w:hAnsi="Consolas"/>
+                <w:sz w:val="18"/>
+                <w:szCs w:val="18"/>
+              </w:rPr>
+              <w:t xml:space="preserve"> &lt;version&gt;LATEST&lt;/version&gt; &lt;- LATEST : DANGER</w:t>
+            </w:r>
+          </w:p>
+          <w:p>
+            <w:r>
+              <w:rPr>
+                <w:rFonts w:ascii="Consolas" w:cs="Consolas" w:eastAsia="Consolas" w:hAnsi="Consolas"/>
+                <w:sz w:val="18"/>
+                <w:szCs w:val="18"/>
+              </w:rPr>
+              <w:t xml:space="preserve"> &lt;version&gt;RELEASE&lt;/version&gt; &lt;- RELEASE : flou</w:t>
+            </w:r>
+          </w:p>
+          <w:p>
+            <w:r>
+              <w:rPr>
+                <w:rFonts w:ascii="Consolas" w:cs="Consolas" w:eastAsia="Consolas" w:hAnsi="Consolas"/>
+                <w:sz w:val="18"/>
+                <w:szCs w:val="18"/>
+              </w:rPr>
+              <w:t xml:space="preserve"> &lt;version&gt;[1.0,2.0)&lt;/version&gt; &lt;- range : dynamique</w:t>
             </w:r>
           </w:p>
           <w:p>
@@ -707,27 +707,27 @@
                 <w:sz w:val="18"/>
                 <w:szCs w:val="18"/>
               </w:rPr>
-              <w:t xml:space="preserve">  Gradle :</w:t>
-            </w:r>
-          </w:p>
-          <w:p>
-            <w:r>
-              <w:rPr>
-                <w:rFonts w:ascii="Consolas" w:cs="Consolas" w:eastAsia="Consolas" w:hAnsi="Consolas"/>
-                <w:sz w:val="18"/>
-                <w:szCs w:val="18"/>
-              </w:rPr>
-              <w:t xml:space="preserve">    'lib:1.2.+'                         &lt;- range : dynamique</w:t>
-            </w:r>
-          </w:p>
-          <w:p>
-            <w:r>
-              <w:rPr>
-                <w:rFonts w:ascii="Consolas" w:cs="Consolas" w:eastAsia="Consolas" w:hAnsi="Consolas"/>
-                <w:sz w:val="18"/>
-                <w:szCs w:val="18"/>
-              </w:rPr>
-              <w:t xml:space="preserve">    'lib:latest.release'                &lt;- dynamique</w:t>
+              <w:t xml:space="preserve"> Gradle :</w:t>
+            </w:r>
+          </w:p>
+          <w:p>
+            <w:r>
+              <w:rPr>
+                <w:rFonts w:ascii="Consolas" w:cs="Consolas" w:eastAsia="Consolas" w:hAnsi="Consolas"/>
+                <w:sz w:val="18"/>
+                <w:szCs w:val="18"/>
+              </w:rPr>
+              <w:t xml:space="preserve"> 'lib:1.2.+' &lt;- range : dynamique</w:t>
+            </w:r>
+          </w:p>
+          <w:p>
+            <w:r>
+              <w:rPr>
+                <w:rFonts w:ascii="Consolas" w:cs="Consolas" w:eastAsia="Consolas" w:hAnsi="Consolas"/>
+                <w:sz w:val="18"/>
+                <w:szCs w:val="18"/>
+              </w:rPr>
+              <w:t xml:space="preserve"> 'lib:latest.release' &lt;- dynamique</w:t>
             </w:r>
           </w:p>
           <w:p>
@@ -747,17 +747,17 @@
                 <w:sz w:val="18"/>
                 <w:szCs w:val="18"/>
               </w:rPr>
-              <w:t xml:space="preserve">  npm (rappel #85) :</w:t>
-            </w:r>
-          </w:p>
-          <w:p>
-            <w:r>
-              <w:rPr>
-                <w:rFonts w:ascii="Consolas" w:cs="Consolas" w:eastAsia="Consolas" w:hAnsi="Consolas"/>
-                <w:sz w:val="18"/>
-                <w:szCs w:val="18"/>
-              </w:rPr>
-              <w:t xml:space="preserve">    "^1.2.3" / "~1.2.3"                 &lt;- ranges (lock obligatoire)</w:t>
+              <w:t xml:space="preserve"> npm (rappel) :</w:t>
+            </w:r>
+          </w:p>
+          <w:p>
+            <w:r>
+              <w:rPr>
+                <w:rFonts w:ascii="Consolas" w:cs="Consolas" w:eastAsia="Consolas" w:hAnsi="Consolas"/>
+                <w:sz w:val="18"/>
+                <w:szCs w:val="18"/>
+              </w:rPr>
+              <w:t xml:space="preserve"> "^1.2.3" / "~1.2.3" &lt;- ranges (lock obligatoire)</w:t>
             </w:r>
           </w:p>
           <w:p>
@@ -777,17 +777,17 @@
                 <w:sz w:val="18"/>
                 <w:szCs w:val="18"/>
               </w:rPr>
-              <w:t xml:space="preserve">  CE QU'ON VEUT : une version EXACTE et figée.</w:t>
-            </w:r>
-          </w:p>
-          <w:p>
-            <w:r>
-              <w:rPr>
-                <w:rFonts w:ascii="Consolas" w:cs="Consolas" w:eastAsia="Consolas" w:hAnsi="Consolas"/>
-                <w:sz w:val="18"/>
-                <w:szCs w:val="18"/>
-              </w:rPr>
-              <w:t xml:space="preserve">    &lt;version&gt;1.2.3&lt;/version&gt;   /   'lib:1.2.3'</w:t>
+              <w:t xml:space="preserve"> CE QU'ON VEUT : une version EXACTE et figée.</w:t>
+            </w:r>
+          </w:p>
+          <w:p>
+            <w:r>
+              <w:rPr>
+                <w:rFonts w:ascii="Consolas" w:cs="Consolas" w:eastAsia="Consolas" w:hAnsi="Consolas"/>
+                <w:sz w:val="18"/>
+                <w:szCs w:val="18"/>
+              </w:rPr>
+              <w:t xml:space="preserve"> &lt;version&gt;1.2.3&lt;/version&gt; / 'lib:1.2.3'</w:t>
             </w:r>
           </w:p>
         </w:tc>
@@ -806,7 +806,7 @@
         <w:spacing w:after="120"/>
       </w:pPr>
       <w:r>
-        <w:t xml:space="preserve">À la sortie, la squad a repéré les versions dynamiques (SNAPSHOT, LATEST, ranges) dans ses fichiers de dépendances, et compris pourquoi elles constituent un risque invisible : le même code peut être construit avec une dépendance différente selon le moment, ce qui mine la reproductibilité, le débogage et l’auditabilité. La prise de conscience est faite — on voit désormais ces versions dynamiques pour ce qu’elles sont : un danger, pas une commodité. La fixation effective est l’objet du #117. La métrique Versions fixées a une cartographie de départ.</w:t>
+        <w:t xml:space="preserve">À la sortie, la squad a repéré les versions dynamiques (SNAPSHOT, LATEST, ranges) dans ses fichiers de dépendances, et compris pourquoi elles constituent un risque invisible : le même code peut être construit avec une dépendance différente selon le moment, ce qui mine la reproductibilité, le débogage et l’auditabilité. La prise de conscience est faite — on voit désormais ces versions dynamiques pour ce qu’elles sont : un danger, pas une commodité. La fixation effective est l’objet du fixation immédiate : des versions exactes partout. La métrique Versions fixées a une cartographie de départ.</w:t>
       </w:r>
     </w:p>
     <w:p>
@@ -878,7 +878,7 @@
         <w:spacing w:after="80"/>
       </w:pPr>
       <w:r>
-        <w:t xml:space="preserve">Zone « À fixer » — la liste des versions à figer au #117.</w:t>
+        <w:t xml:space="preserve">Zone « À fixer » — la liste des versions à figer au fixation immédiate : des versions exactes partout.</w:t>
       </w:r>
     </w:p>
     <w:p>
@@ -906,7 +906,7 @@
         <w:t xml:space="preserve">(5 min) Cadrage</w:t>
       </w:r>
       <w:r>
-        <w:t xml:space="preserve"> — l’animateur pose le sujet : une version dynamique peut changer sous nos pieds. Renvoi à #85 pour le mental model.</w:t>
+        <w:t xml:space="preserve"> — l’animateur pose le sujet : une version dynamique peut changer sous nos pieds. Renvoi à pourquoi les lock files : le même code, deux résultats pour le mental model.</w:t>
       </w:r>
     </w:p>
     <w:p>
@@ -986,7 +986,7 @@
         <w:t xml:space="preserve">(5 min) Débrief</w:t>
       </w:r>
       <w:r>
-        <w:t xml:space="preserve"> — on constate : le risque est visible, la liste à fixer est prête pour le #117.</w:t>
+        <w:t xml:space="preserve"> — on constate : le risque est visible, la liste à fixer est prête pour le fixation immédiate : des versions exactes partout.</w:t>
       </w:r>
     </w:p>
     <w:p>
@@ -1046,7 +1046,7 @@
         <w:spacing w:after="80"/>
       </w:pPr>
       <w:r>
-        <w:t xml:space="preserve">La liste des versions à figer, prête pour le #117.</w:t>
+        <w:t xml:space="preserve">La liste des versions à figer, prête pour le fixation immédiate : des versions exactes partout.</w:t>
       </w:r>
     </w:p>
     <w:p>
@@ -1062,7 +1062,7 @@
         <w:spacing w:after="120"/>
       </w:pPr>
       <w:r>
-        <w:t xml:space="preserve">Cet atelier sensibilise et cartographie. La suite : #117 (fixation immédiate — remplacer chaque version dynamique par la version exacte actuelle), #118 (garde-fou : tout SNAPSHOT fixé avant chaque release). Pour la mise à jour maîtrisée des versions une fois fixées, P03 renvoie à Renovate/Dependabot (H02-89, mutualisé — #119). Pour le scan de vulnérabilités, P03 renvoie à P04 (#120). Le mental model de reproductibilité reste celui de la capsule #85.</w:t>
+        <w:t xml:space="preserve">Cet atelier sensibilise et cartographie. La suite : (fixation immédiate — remplacer chaque version dynamique par la version exacte actuelle), (garde-fou : tout SNAPSHOT fixé avant chaque release). Pour la mise à jour maîtrisée des versions une fois fixées, P03 renvoie à Renovate/Dependabot (H02-89, mutualisé —). Pour le scan de vulnérabilités, P03 renvoie à P04. Le mental model de reproductibilité reste celui de la capsule.</w:t>
       </w:r>
     </w:p>
     <w:p>
@@ -1078,7 +1078,7 @@
         <w:spacing w:after="120"/>
       </w:pPr>
       <w:r>
-        <w:t xml:space="preserve">La squad a repéré et listé ses versions de dépendances dynamiques (SNAPSHOT, LATEST, ranges) et compris pourquoi elles sont un risque invisible — le même code pouvant être construit avec une dépendance différente selon le moment, au détriment de la reproductibilité, du débogage et de l’auditabilité (cruciale en banque). La prise de conscience est faite et la liste à fixer est prête. La question P03 pose sa sensibilisation, prolongeant le mental model des lock files (#85) sur l’angle des versions Maven/Gradle dynamiques.</w:t>
+        <w:t xml:space="preserve">La squad a repéré et listé ses versions de dépendances dynamiques (SNAPSHOT, LATEST, ranges) et compris pourquoi elles sont un risque invisible — le même code pouvant être construit avec une dépendance différente selon le moment, au détriment de la reproductibilité, du débogage et de l’auditabilité (cruciale en banque). La prise de conscience est faite et la liste à fixer est prête. La question P03 pose sa sensibilisation, prolongeant le mental model des lock files sur l’angle des versions Maven/Gradle dynamiques.</w:t>
       </w:r>
     </w:p>
     <w:sectPr>
